--- a/generated_reports/Report on SRAM.docx
+++ b/generated_reports/Report on SRAM.docx
@@ -15,7 +15,7 @@
         <w:pStyle w:val="Heading2"/>
       </w:pPr>
       <w:r>
-        <w:t>Author:Rali123</w:t>
+        <w:t>Author:KrumchoTati</w:t>
       </w:r>
     </w:p>
     <w:p>
@@ -23,37 +23,21 @@
         <w:t>Report on SRAM</w:t>
         <w:br/>
         <w:br/>
-        <w:t xml:space="preserve">   SRAM stands for static RAM.</w:t>
+        <w:t xml:space="preserve">   SRAM stands for static RAM and does not require periodic refresh rates like DRAM.</w:t>
         <w:br/>
-        <w:t xml:space="preserve">   It is named "static" because it does not need the periodic refresh rates like DRAM.</w:t>
+        <w:t xml:space="preserve">   It is significantly faster than DRAM and can keep pace with modern processors, including those running at 4GHz or faster, with access times of 0.25ns or less.</w:t>
         <w:br/>
-        <w:t xml:space="preserve">   SRAM is significantly faster than most types of DRAM.</w:t>
+        <w:t xml:space="preserve">   SRAM's design uses a cluster of six transistors for each bit of storage and does not include capacitors, eliminating the need for refresh rates.</w:t>
         <w:br/>
-        <w:t xml:space="preserve">   It is capable of keeping pace with modern processors due to its design.</w:t>
+        <w:t xml:space="preserve">   As long as power is supplied, SRAM retains its stored data.</w:t>
         <w:br/>
-        <w:t xml:space="preserve">   SRAM memory can have access times of 0.25ns or less, allowing it to keep pace with processors running 4GHz or faster.</w:t>
+        <w:t xml:space="preserve">   Compared to DRAM, SRAM is much faster but has a lower density and is considerably more expensive.</w:t>
         <w:br/>
-        <w:t xml:space="preserve">   SRAM design uses a cluster of six transistors for each bit of storage.</w:t>
+        <w:t xml:space="preserve">   SRAM chips are physically larger and store fewer bits; for example, a high-density DRAM chip might hold 4Gb (512MB), whereas a similar-sized SRAM chip might only store up to 72Mb (9MB).</w:t>
         <w:br/>
-        <w:t xml:space="preserve">   The absence of capacitors in its design means refresh rates are not necessary because there are no capacitors to lose their charges over time.</w:t>
+        <w:t xml:space="preserve">   Due to its high cost and physical constraints, SRAM is not used as the main memory in PC systems.</w:t>
         <w:br/>
-        <w:t xml:space="preserve">   As long as there is power, SRAM remembers what is stored.</w:t>
-        <w:br/>
-        <w:t xml:space="preserve">   Compared to DRAM, SRAM is much faster but also much lower in density and much more expensive.</w:t>
-        <w:br/>
-        <w:t xml:space="preserve">   The lower density means that SRAM chips are physically larger and store fewer bits overall.</w:t>
-        <w:br/>
-        <w:t xml:space="preserve">   The high number of transistors and the clustered design mean that SRAM chips are both physically larger and much more expensive to produce than DRAM chips.</w:t>
-        <w:br/>
-        <w:t xml:space="preserve">   For example, a high-density DRAM chip might store up to 4Gb (512MB) of RAM, whereas similar-sized SRAM chips can only store up to 72Mb (9MB).</w:t>
-        <w:br/>
-        <w:t xml:space="preserve">   The high cost and physical constraints have prevented SRAM from being used as the main memory for PC systems.</w:t>
-        <w:br/>
-        <w:t xml:space="preserve">   PC designers have found a way to use SRAM to dramatically improve PC performance.</w:t>
-        <w:br/>
-        <w:t xml:space="preserve">   They design in a small amount of high-speed SRAM memory, used as cache memory.</w:t>
-        <w:br/>
-        <w:t xml:space="preserve">   SRAM is used in Level 1 cache, Level 2 cache, and Level 3 cache.</w:t>
+        <w:t xml:space="preserve">   Instead, PC designers utilize a small amount of high-speed SRAM as cache memory (e.g., Level 1, Level 2, and Level 3 cache) to significantly enhance PC performance.</w:t>
       </w:r>
     </w:p>
     <w:sectPr>
